--- a/lessons/10-2/homework.docx
+++ b/lessons/10-2/homework.docx
@@ -106,7 +106,55 @@
     </w:p>
     <w:p>
       <w:pPr>
-        <w:spacing w:after="60"/>
+        <w:keepNext/>
+        <w:spacing w:after="20" w:before="80"/>
+        <w:jc w:val="center"/>
+      </w:pPr>
+      <w:r>
+        <w:drawing>
+          <wp:inline distT="0" distB="0" distL="0" distR="0">
+            <wp:extent cx="1047750" cy="790575"/>
+            <wp:effectExtent t="0" r="0" b="0" l="0"/>
+            <wp:docPr id="1" name="" descr="" title=""/>
+            <wp:cNvGraphicFramePr>
+              <a:graphicFrameLocks xmlns:a="http://schemas.openxmlformats.org/drawingml/2006/main" noChangeAspect="1"/>
+            </wp:cNvGraphicFramePr>
+            <a:graphic xmlns:a="http://schemas.openxmlformats.org/drawingml/2006/main">
+              <a:graphicData uri="http://schemas.openxmlformats.org/drawingml/2006/picture">
+                <pic:pic xmlns:pic="http://schemas.openxmlformats.org/drawingml/2006/picture">
+                  <pic:nvPicPr>
+                    <pic:cNvPr id="0" name="" descr=""/>
+                    <pic:cNvPicPr>
+                      <a:picLocks noChangeAspect="1" noChangeArrowheads="1"/>
+                    </pic:cNvPicPr>
+                  </pic:nvPicPr>
+                  <pic:blipFill>
+                    <a:blip r:embed="rId7" cstate="none"/>
+                    <a:srcRect/>
+                    <a:stretch>
+                      <a:fillRect/>
+                    </a:stretch>
+                  </pic:blipFill>
+                  <pic:spPr bwMode="auto">
+                    <a:xfrm>
+                      <a:off x="0" y="0"/>
+                      <a:ext cx="1047750" cy="790575"/>
+                    </a:xfrm>
+                    <a:prstGeom prst="rect">
+                      <a:avLst/>
+                    </a:prstGeom>
+                  </pic:spPr>
+                </pic:pic>
+              </a:graphicData>
+            </a:graphic>
+          </wp:inline>
+        </w:drawing>
+      </w:r>
+    </w:p>
+    <w:p>
+      <w:pPr>
+        <w:keepNext/>
+        <w:spacing w:after="120"/>
       </w:pPr>
       <w:r>
         <w:rPr>
@@ -116,12 +164,60 @@
         <w:t xml:space="preserve">Volume (Volumen)</w:t>
       </w:r>
       <w:r>
-        <w:t xml:space="preserve"> — The amount of space inside a three-dimensional figure, measured in cubic units</w:t>
-      </w:r>
-    </w:p>
-    <w:p>
-      <w:pPr>
-        <w:spacing w:after="60"/>
+        <w:t xml:space="preserve"> — How much space is inside a solid shape.</w:t>
+      </w:r>
+    </w:p>
+    <w:p>
+      <w:pPr>
+        <w:keepNext/>
+        <w:spacing w:after="20" w:before="80"/>
+        <w:jc w:val="center"/>
+      </w:pPr>
+      <w:r>
+        <w:drawing>
+          <wp:inline distT="0" distB="0" distL="0" distR="0">
+            <wp:extent cx="1047750" cy="790575"/>
+            <wp:effectExtent t="0" r="0" b="0" l="0"/>
+            <wp:docPr id="1" name="" descr="" title=""/>
+            <wp:cNvGraphicFramePr>
+              <a:graphicFrameLocks xmlns:a="http://schemas.openxmlformats.org/drawingml/2006/main" noChangeAspect="1"/>
+            </wp:cNvGraphicFramePr>
+            <a:graphic xmlns:a="http://schemas.openxmlformats.org/drawingml/2006/main">
+              <a:graphicData uri="http://schemas.openxmlformats.org/drawingml/2006/picture">
+                <pic:pic xmlns:pic="http://schemas.openxmlformats.org/drawingml/2006/picture">
+                  <pic:nvPicPr>
+                    <pic:cNvPr id="0" name="" descr=""/>
+                    <pic:cNvPicPr>
+                      <a:picLocks noChangeAspect="1" noChangeArrowheads="1"/>
+                    </pic:cNvPicPr>
+                  </pic:nvPicPr>
+                  <pic:blipFill>
+                    <a:blip r:embed="rId8" cstate="none"/>
+                    <a:srcRect/>
+                    <a:stretch>
+                      <a:fillRect/>
+                    </a:stretch>
+                  </pic:blipFill>
+                  <pic:spPr bwMode="auto">
+                    <a:xfrm>
+                      <a:off x="0" y="0"/>
+                      <a:ext cx="1047750" cy="790575"/>
+                    </a:xfrm>
+                    <a:prstGeom prst="rect">
+                      <a:avLst/>
+                    </a:prstGeom>
+                  </pic:spPr>
+                </pic:pic>
+              </a:graphicData>
+            </a:graphic>
+          </wp:inline>
+        </w:drawing>
+      </w:r>
+    </w:p>
+    <w:p>
+      <w:pPr>
+        <w:keepNext/>
+        <w:spacing w:after="120"/>
       </w:pPr>
       <w:r>
         <w:rPr>
@@ -131,12 +227,60 @@
         <w:t xml:space="preserve">Rectangular prism (Prisma rectangular)</w:t>
       </w:r>
       <w:r>
-        <w:t xml:space="preserve"> — A 3D shape with six rectangular faces</w:t>
-      </w:r>
-    </w:p>
-    <w:p>
-      <w:pPr>
-        <w:spacing w:after="60"/>
+        <w:t xml:space="preserve"> — A solid box shape with six flat rectangle sides.</w:t>
+      </w:r>
+    </w:p>
+    <w:p>
+      <w:pPr>
+        <w:keepNext/>
+        <w:spacing w:after="20" w:before="80"/>
+        <w:jc w:val="center"/>
+      </w:pPr>
+      <w:r>
+        <w:drawing>
+          <wp:inline distT="0" distB="0" distL="0" distR="0">
+            <wp:extent cx="1047750" cy="790575"/>
+            <wp:effectExtent t="0" r="0" b="0" l="0"/>
+            <wp:docPr id="1" name="" descr="" title=""/>
+            <wp:cNvGraphicFramePr>
+              <a:graphicFrameLocks xmlns:a="http://schemas.openxmlformats.org/drawingml/2006/main" noChangeAspect="1"/>
+            </wp:cNvGraphicFramePr>
+            <a:graphic xmlns:a="http://schemas.openxmlformats.org/drawingml/2006/main">
+              <a:graphicData uri="http://schemas.openxmlformats.org/drawingml/2006/picture">
+                <pic:pic xmlns:pic="http://schemas.openxmlformats.org/drawingml/2006/picture">
+                  <pic:nvPicPr>
+                    <pic:cNvPr id="0" name="" descr=""/>
+                    <pic:cNvPicPr>
+                      <a:picLocks noChangeAspect="1" noChangeArrowheads="1"/>
+                    </pic:cNvPicPr>
+                  </pic:nvPicPr>
+                  <pic:blipFill>
+                    <a:blip r:embed="rId7" cstate="none"/>
+                    <a:srcRect/>
+                    <a:stretch>
+                      <a:fillRect/>
+                    </a:stretch>
+                  </pic:blipFill>
+                  <pic:spPr bwMode="auto">
+                    <a:xfrm>
+                      <a:off x="0" y="0"/>
+                      <a:ext cx="1047750" cy="790575"/>
+                    </a:xfrm>
+                    <a:prstGeom prst="rect">
+                      <a:avLst/>
+                    </a:prstGeom>
+                  </pic:spPr>
+                </pic:pic>
+              </a:graphicData>
+            </a:graphic>
+          </wp:inline>
+        </w:drawing>
+      </w:r>
+    </w:p>
+    <w:p>
+      <w:pPr>
+        <w:keepNext/>
+        <w:spacing w:after="120"/>
       </w:pPr>
       <w:r>
         <w:rPr>
@@ -146,12 +290,60 @@
         <w:t xml:space="preserve">Cubic units (Unidades cúbicas)</w:t>
       </w:r>
       <w:r>
-        <w:t xml:space="preserve"> — Units used to measure volume (cubic inches, cubic feet, etc.)</w:t>
-      </w:r>
-    </w:p>
-    <w:p>
-      <w:pPr>
-        <w:spacing w:after="60"/>
+        <w:t xml:space="preserve"> — The units used to measure space inside, like cubic inches.</w:t>
+      </w:r>
+    </w:p>
+    <w:p>
+      <w:pPr>
+        <w:keepNext/>
+        <w:spacing w:after="20" w:before="80"/>
+        <w:jc w:val="center"/>
+      </w:pPr>
+      <w:r>
+        <w:drawing>
+          <wp:inline distT="0" distB="0" distL="0" distR="0">
+            <wp:extent cx="1047750" cy="790575"/>
+            <wp:effectExtent t="0" r="0" b="0" l="0"/>
+            <wp:docPr id="1" name="" descr="" title=""/>
+            <wp:cNvGraphicFramePr>
+              <a:graphicFrameLocks xmlns:a="http://schemas.openxmlformats.org/drawingml/2006/main" noChangeAspect="1"/>
+            </wp:cNvGraphicFramePr>
+            <a:graphic xmlns:a="http://schemas.openxmlformats.org/drawingml/2006/main">
+              <a:graphicData uri="http://schemas.openxmlformats.org/drawingml/2006/picture">
+                <pic:pic xmlns:pic="http://schemas.openxmlformats.org/drawingml/2006/picture">
+                  <pic:nvPicPr>
+                    <pic:cNvPr id="0" name="" descr=""/>
+                    <pic:cNvPicPr>
+                      <a:picLocks noChangeAspect="1" noChangeArrowheads="1"/>
+                    </pic:cNvPicPr>
+                  </pic:nvPicPr>
+                  <pic:blipFill>
+                    <a:blip r:embed="rId9" cstate="none"/>
+                    <a:srcRect/>
+                    <a:stretch>
+                      <a:fillRect/>
+                    </a:stretch>
+                  </pic:blipFill>
+                  <pic:spPr bwMode="auto">
+                    <a:xfrm>
+                      <a:off x="0" y="0"/>
+                      <a:ext cx="1047750" cy="790575"/>
+                    </a:xfrm>
+                    <a:prstGeom prst="rect">
+                      <a:avLst/>
+                    </a:prstGeom>
+                  </pic:spPr>
+                </pic:pic>
+              </a:graphicData>
+            </a:graphic>
+          </wp:inline>
+        </w:drawing>
+      </w:r>
+    </w:p>
+    <w:p>
+      <w:pPr>
+        <w:keepNext/>
+        <w:spacing w:after="120"/>
       </w:pPr>
       <w:r>
         <w:rPr>
@@ -161,12 +353,60 @@
         <w:t xml:space="preserve">Dimensions (Dimensiones)</w:t>
       </w:r>
       <w:r>
-        <w:t xml:space="preserve"> — The measurements of length, width, and height of a 3D shape</w:t>
-      </w:r>
-    </w:p>
-    <w:p>
-      <w:pPr>
-        <w:spacing w:after="60"/>
+        <w:t xml:space="preserve"> — How long, how wide, and how tall a shape is.</w:t>
+      </w:r>
+    </w:p>
+    <w:p>
+      <w:pPr>
+        <w:keepNext/>
+        <w:spacing w:after="20" w:before="80"/>
+        <w:jc w:val="center"/>
+      </w:pPr>
+      <w:r>
+        <w:drawing>
+          <wp:inline distT="0" distB="0" distL="0" distR="0">
+            <wp:extent cx="1047750" cy="790575"/>
+            <wp:effectExtent t="0" r="0" b="0" l="0"/>
+            <wp:docPr id="1" name="" descr="" title=""/>
+            <wp:cNvGraphicFramePr>
+              <a:graphicFrameLocks xmlns:a="http://schemas.openxmlformats.org/drawingml/2006/main" noChangeAspect="1"/>
+            </wp:cNvGraphicFramePr>
+            <a:graphic xmlns:a="http://schemas.openxmlformats.org/drawingml/2006/main">
+              <a:graphicData uri="http://schemas.openxmlformats.org/drawingml/2006/picture">
+                <pic:pic xmlns:pic="http://schemas.openxmlformats.org/drawingml/2006/picture">
+                  <pic:nvPicPr>
+                    <pic:cNvPr id="0" name="" descr=""/>
+                    <pic:cNvPicPr>
+                      <a:picLocks noChangeAspect="1" noChangeArrowheads="1"/>
+                    </pic:cNvPicPr>
+                  </pic:nvPicPr>
+                  <pic:blipFill>
+                    <a:blip r:embed="rId10" cstate="none"/>
+                    <a:srcRect/>
+                    <a:stretch>
+                      <a:fillRect/>
+                    </a:stretch>
+                  </pic:blipFill>
+                  <pic:spPr bwMode="auto">
+                    <a:xfrm>
+                      <a:off x="0" y="0"/>
+                      <a:ext cx="1047750" cy="790575"/>
+                    </a:xfrm>
+                    <a:prstGeom prst="rect">
+                      <a:avLst/>
+                    </a:prstGeom>
+                  </pic:spPr>
+                </pic:pic>
+              </a:graphicData>
+            </a:graphic>
+          </wp:inline>
+        </w:drawing>
+      </w:r>
+    </w:p>
+    <w:p>
+      <w:pPr>
+        <w:keepNext/>
+        <w:spacing w:after="120"/>
       </w:pPr>
       <w:r>
         <w:rPr>
@@ -176,12 +416,60 @@
         <w:t xml:space="preserve">Net (Plantilla (desarrollo plano))</w:t>
       </w:r>
       <w:r>
-        <w:t xml:space="preserve"> — A 2D pattern that folds into a 3D solid</w:t>
-      </w:r>
-    </w:p>
-    <w:p>
-      <w:pPr>
-        <w:spacing w:after="60"/>
+        <w:t xml:space="preserve"> — A flat shape that folds up into a solid.</w:t>
+      </w:r>
+    </w:p>
+    <w:p>
+      <w:pPr>
+        <w:keepNext/>
+        <w:spacing w:after="20" w:before="80"/>
+        <w:jc w:val="center"/>
+      </w:pPr>
+      <w:r>
+        <w:drawing>
+          <wp:inline distT="0" distB="0" distL="0" distR="0">
+            <wp:extent cx="1047750" cy="790575"/>
+            <wp:effectExtent t="0" r="0" b="0" l="0"/>
+            <wp:docPr id="1" name="" descr="" title=""/>
+            <wp:cNvGraphicFramePr>
+              <a:graphicFrameLocks xmlns:a="http://schemas.openxmlformats.org/drawingml/2006/main" noChangeAspect="1"/>
+            </wp:cNvGraphicFramePr>
+            <a:graphic xmlns:a="http://schemas.openxmlformats.org/drawingml/2006/main">
+              <a:graphicData uri="http://schemas.openxmlformats.org/drawingml/2006/picture">
+                <pic:pic xmlns:pic="http://schemas.openxmlformats.org/drawingml/2006/picture">
+                  <pic:nvPicPr>
+                    <pic:cNvPr id="0" name="" descr=""/>
+                    <pic:cNvPicPr>
+                      <a:picLocks noChangeAspect="1" noChangeArrowheads="1"/>
+                    </pic:cNvPicPr>
+                  </pic:nvPicPr>
+                  <pic:blipFill>
+                    <a:blip r:embed="rId11" cstate="none"/>
+                    <a:srcRect/>
+                    <a:stretch>
+                      <a:fillRect/>
+                    </a:stretch>
+                  </pic:blipFill>
+                  <pic:spPr bwMode="auto">
+                    <a:xfrm>
+                      <a:off x="0" y="0"/>
+                      <a:ext cx="1047750" cy="790575"/>
+                    </a:xfrm>
+                    <a:prstGeom prst="rect">
+                      <a:avLst/>
+                    </a:prstGeom>
+                  </pic:spPr>
+                </pic:pic>
+              </a:graphicData>
+            </a:graphic>
+          </wp:inline>
+        </w:drawing>
+      </w:r>
+    </w:p>
+    <w:p>
+      <w:pPr>
+        <w:keepNext/>
+        <w:spacing w:after="120"/>
       </w:pPr>
       <w:r>
         <w:rPr>
@@ -191,7 +479,7 @@
         <w:t xml:space="preserve">Base area (Área de la base)</w:t>
       </w:r>
       <w:r>
-        <w:t xml:space="preserve"> — The area of the base of a prism; V = Base area × height</w:t>
+        <w:t xml:space="preserve"> — The area of the bottom of a solid. Volume = base area × height.</w:t>
       </w:r>
     </w:p>
     <w:p>

--- a/lessons/10-2/homework.docx
+++ b/lessons/10-2/homework.docx
@@ -24,7 +24,7 @@
           <w:i/>
           <w:iCs/>
         </w:rPr>
-        <w:t xml:space="preserve">Lesson 10-2  •  Standard 6.G.2</w:t>
+        <w:t xml:space="preserve">Lesson 10-2  •  Standard 6.GR.2</w:t>
       </w:r>
     </w:p>
     <w:p>
@@ -255,69 +255,6 @@
                     </pic:cNvPicPr>
                   </pic:nvPicPr>
                   <pic:blipFill>
-                    <a:blip r:embed="rId7" cstate="none"/>
-                    <a:srcRect/>
-                    <a:stretch>
-                      <a:fillRect/>
-                    </a:stretch>
-                  </pic:blipFill>
-                  <pic:spPr bwMode="auto">
-                    <a:xfrm>
-                      <a:off x="0" y="0"/>
-                      <a:ext cx="1047750" cy="790575"/>
-                    </a:xfrm>
-                    <a:prstGeom prst="rect">
-                      <a:avLst/>
-                    </a:prstGeom>
-                  </pic:spPr>
-                </pic:pic>
-              </a:graphicData>
-            </a:graphic>
-          </wp:inline>
-        </w:drawing>
-      </w:r>
-    </w:p>
-    <w:p>
-      <w:pPr>
-        <w:keepNext/>
-        <w:spacing w:after="120"/>
-      </w:pPr>
-      <w:r>
-        <w:rPr>
-          <w:b/>
-          <w:bCs/>
-        </w:rPr>
-        <w:t xml:space="preserve">Cubic units (Unidades cúbicas)</w:t>
-      </w:r>
-      <w:r>
-        <w:t xml:space="preserve"> — The units used to measure space inside, like cubic inches.</w:t>
-      </w:r>
-    </w:p>
-    <w:p>
-      <w:pPr>
-        <w:keepNext/>
-        <w:spacing w:after="20" w:before="80"/>
-        <w:jc w:val="center"/>
-      </w:pPr>
-      <w:r>
-        <w:drawing>
-          <wp:inline distT="0" distB="0" distL="0" distR="0">
-            <wp:extent cx="1047750" cy="790575"/>
-            <wp:effectExtent t="0" r="0" b="0" l="0"/>
-            <wp:docPr id="1" name="" descr="" title=""/>
-            <wp:cNvGraphicFramePr>
-              <a:graphicFrameLocks xmlns:a="http://schemas.openxmlformats.org/drawingml/2006/main" noChangeAspect="1"/>
-            </wp:cNvGraphicFramePr>
-            <a:graphic xmlns:a="http://schemas.openxmlformats.org/drawingml/2006/main">
-              <a:graphicData uri="http://schemas.openxmlformats.org/drawingml/2006/picture">
-                <pic:pic xmlns:pic="http://schemas.openxmlformats.org/drawingml/2006/picture">
-                  <pic:nvPicPr>
-                    <pic:cNvPr id="0" name="" descr=""/>
-                    <pic:cNvPicPr>
-                      <a:picLocks noChangeAspect="1" noChangeArrowheads="1"/>
-                    </pic:cNvPicPr>
-                  </pic:nvPicPr>
-                  <pic:blipFill>
                     <a:blip r:embed="rId9" cstate="none"/>
                     <a:srcRect/>
                     <a:stretch>
@@ -350,10 +287,10 @@
           <w:b/>
           <w:bCs/>
         </w:rPr>
-        <w:t xml:space="preserve">Dimensions (Dimensiones)</w:t>
-      </w:r>
-      <w:r>
-        <w:t xml:space="preserve"> — How long, how wide, and how tall a shape is.</w:t>
+        <w:t xml:space="preserve">Cubic units (Unidades cúbicas)</w:t>
+      </w:r>
+      <w:r>
+        <w:t xml:space="preserve"> — The units used to measure space inside, like cubic inches.</w:t>
       </w:r>
     </w:p>
     <w:p>
@@ -413,10 +350,10 @@
           <w:b/>
           <w:bCs/>
         </w:rPr>
-        <w:t xml:space="preserve">Net (Plantilla (desarrollo plano))</w:t>
-      </w:r>
-      <w:r>
-        <w:t xml:space="preserve"> — A flat shape that folds up into a solid.</w:t>
+        <w:t xml:space="preserve">Dimensions (Dimensiones)</w:t>
+      </w:r>
+      <w:r>
+        <w:t xml:space="preserve"> — How long, how wide, and how tall a shape is.</w:t>
       </w:r>
     </w:p>
     <w:p>
@@ -476,6 +413,69 @@
           <w:b/>
           <w:bCs/>
         </w:rPr>
+        <w:t xml:space="preserve">Net (Plantilla (desarrollo plano))</w:t>
+      </w:r>
+      <w:r>
+        <w:t xml:space="preserve"> — A flat shape that folds up into a solid.</w:t>
+      </w:r>
+    </w:p>
+    <w:p>
+      <w:pPr>
+        <w:keepNext/>
+        <w:spacing w:after="20" w:before="80"/>
+        <w:jc w:val="center"/>
+      </w:pPr>
+      <w:r>
+        <w:drawing>
+          <wp:inline distT="0" distB="0" distL="0" distR="0">
+            <wp:extent cx="1047750" cy="790575"/>
+            <wp:effectExtent t="0" r="0" b="0" l="0"/>
+            <wp:docPr id="1" name="" descr="" title=""/>
+            <wp:cNvGraphicFramePr>
+              <a:graphicFrameLocks xmlns:a="http://schemas.openxmlformats.org/drawingml/2006/main" noChangeAspect="1"/>
+            </wp:cNvGraphicFramePr>
+            <a:graphic xmlns:a="http://schemas.openxmlformats.org/drawingml/2006/main">
+              <a:graphicData uri="http://schemas.openxmlformats.org/drawingml/2006/picture">
+                <pic:pic xmlns:pic="http://schemas.openxmlformats.org/drawingml/2006/picture">
+                  <pic:nvPicPr>
+                    <pic:cNvPr id="0" name="" descr=""/>
+                    <pic:cNvPicPr>
+                      <a:picLocks noChangeAspect="1" noChangeArrowheads="1"/>
+                    </pic:cNvPicPr>
+                  </pic:nvPicPr>
+                  <pic:blipFill>
+                    <a:blip r:embed="rId12" cstate="none"/>
+                    <a:srcRect/>
+                    <a:stretch>
+                      <a:fillRect/>
+                    </a:stretch>
+                  </pic:blipFill>
+                  <pic:spPr bwMode="auto">
+                    <a:xfrm>
+                      <a:off x="0" y="0"/>
+                      <a:ext cx="1047750" cy="790575"/>
+                    </a:xfrm>
+                    <a:prstGeom prst="rect">
+                      <a:avLst/>
+                    </a:prstGeom>
+                  </pic:spPr>
+                </pic:pic>
+              </a:graphicData>
+            </a:graphic>
+          </wp:inline>
+        </w:drawing>
+      </w:r>
+    </w:p>
+    <w:p>
+      <w:pPr>
+        <w:keepNext/>
+        <w:spacing w:after="120"/>
+      </w:pPr>
+      <w:r>
+        <w:rPr>
+          <w:b/>
+          <w:bCs/>
+        </w:rPr>
         <w:t xml:space="preserve">Base area (Área de la base)</w:t>
       </w:r>
       <w:r>
@@ -1070,39 +1070,43 @@
           <w:b/>
           <w:bCs/>
         </w:rPr>
-        <w:t xml:space="preserve">6. A prism is 2.5 cm by 4 cm by 3 cm. What is its volume?</w:t>
-      </w:r>
-    </w:p>
-    <w:p>
-      <w:pPr>
-        <w:spacing w:after="40" w:before="0"/>
-      </w:pPr>
-      <w:r>
-        <w:t xml:space="preserve">     A. 30 cm³</w:t>
-      </w:r>
-    </w:p>
-    <w:p>
-      <w:pPr>
-        <w:spacing w:after="40" w:before="0"/>
-      </w:pPr>
-      <w:r>
-        <w:t xml:space="preserve">     B. 9.5 cm³</w:t>
-      </w:r>
-    </w:p>
-    <w:p>
-      <w:pPr>
-        <w:spacing w:after="40" w:before="0"/>
-      </w:pPr>
-      <w:r>
-        <w:t xml:space="preserve">     C. 10 cm³</w:t>
-      </w:r>
-    </w:p>
-    <w:p>
-      <w:pPr>
-        <w:spacing w:after="40" w:before="0"/>
-      </w:pPr>
-      <w:r>
-        <w:t xml:space="preserve">     D. 24 cm³</w:t>
+        <w:t xml:space="preserve">6. onLevel — Spot the Common Mistake</w:t>
+      </w:r>
+    </w:p>
+    <w:p>
+      <w:pPr>
+        <w:spacing w:after="40" w:before="0"/>
+      </w:pPr>
+      <w:r>
+        <w:t xml:space="preserve">   Step 1 (Read): A student is working on Volume of Rectangular Prisms.</w:t>
+      </w:r>
+    </w:p>
+    <w:p>
+      <w:pPr>
+        <w:spacing w:after="40" w:before="0"/>
+      </w:pPr>
+      <w:r>
+        <w:t xml:space="preserve">   Step 2 (Attempt): They ignored the rule: A fractional edge does not change the rule: still multiply length × width × height.</w:t>
+      </w:r>
+    </w:p>
+    <w:p>
+      <w:pPr>
+        <w:spacing w:after="40" w:before="0"/>
+      </w:pPr>
+      <w:r>
+        <w:t xml:space="preserve">   Step 3 (Check): The answer does not match the math rule from class.</w:t>
+      </w:r>
+    </w:p>
+    <w:p>
+      <w:pPr>
+        <w:spacing w:after="60" w:before="0"/>
+      </w:pPr>
+      <w:r>
+        <w:rPr>
+          <w:i/>
+          <w:iCs/>
+        </w:rPr>
+        <w:t xml:space="preserve">Which step has the mistake? Explain and fix it:</w:t>
       </w:r>
     </w:p>
     <w:p>
@@ -1118,6 +1122,28 @@
     </w:p>
     <w:p>
       <w:pPr>
+        <w:spacing w:after="60" w:before="120"/>
+      </w:pPr>
+      <w:r>
+        <w:rPr>
+          <w:color w:val="BBBBBB"/>
+        </w:rPr>
+        <w:t xml:space="preserve">______________________________________________________________________</w:t>
+      </w:r>
+    </w:p>
+    <w:p>
+      <w:pPr>
+        <w:spacing w:after="60" w:before="120"/>
+      </w:pPr>
+      <w:r>
+        <w:rPr>
+          <w:color w:val="BBBBBB"/>
+        </w:rPr>
+        <w:t xml:space="preserve">______________________________________________________________________</w:t>
+      </w:r>
+    </w:p>
+    <w:p>
+      <w:pPr>
         <w:spacing w:after="80" w:before="0"/>
       </w:pPr>
       <w:r>
@@ -1125,39 +1151,39 @@
           <w:b/>
           <w:bCs/>
         </w:rPr>
-        <w:t xml:space="preserve">7. A fish tank is 30 cm long, 20 cm wide, and 25 cm tall. What is its volume?</w:t>
-      </w:r>
-    </w:p>
-    <w:p>
-      <w:pPr>
-        <w:spacing w:after="40" w:before="0"/>
-      </w:pPr>
-      <w:r>
-        <w:t xml:space="preserve">     A. 15,000 cm³</w:t>
-      </w:r>
-    </w:p>
-    <w:p>
-      <w:pPr>
-        <w:spacing w:after="40" w:before="0"/>
-      </w:pPr>
-      <w:r>
-        <w:t xml:space="preserve">     B. 75 cm³</w:t>
-      </w:r>
-    </w:p>
-    <w:p>
-      <w:pPr>
-        <w:spacing w:after="40" w:before="0"/>
-      </w:pPr>
-      <w:r>
-        <w:t xml:space="preserve">     C. 1,500 cm³</w:t>
-      </w:r>
-    </w:p>
-    <w:p>
-      <w:pPr>
-        <w:spacing w:after="40" w:before="0"/>
-      </w:pPr>
-      <w:r>
-        <w:t xml:space="preserve">     D. 600 cm³</w:t>
+        <w:t xml:space="preserve">7. A time-capsule box measures 6 in long, 4 in wide, and 3 in tall. What is its volume?</w:t>
+      </w:r>
+    </w:p>
+    <w:p>
+      <w:pPr>
+        <w:spacing w:after="40" w:before="0"/>
+      </w:pPr>
+      <w:r>
+        <w:t xml:space="preserve">     A. 72 cubic in</w:t>
+      </w:r>
+    </w:p>
+    <w:p>
+      <w:pPr>
+        <w:spacing w:after="40" w:before="0"/>
+      </w:pPr>
+      <w:r>
+        <w:t xml:space="preserve">     B. 13 cubic in</w:t>
+      </w:r>
+    </w:p>
+    <w:p>
+      <w:pPr>
+        <w:spacing w:after="40" w:before="0"/>
+      </w:pPr>
+      <w:r>
+        <w:t xml:space="preserve">     C. 24 cubic in</w:t>
+      </w:r>
+    </w:p>
+    <w:p>
+      <w:pPr>
+        <w:spacing w:after="40" w:before="0"/>
+      </w:pPr>
+      <w:r>
+        <w:t xml:space="preserve">     D. 72 square in</w:t>
       </w:r>
     </w:p>
     <w:p>
@@ -1180,39 +1206,39 @@
           <w:b/>
           <w:bCs/>
         </w:rPr>
-        <w:t xml:space="preserve">8. A box has volume 90 m³ and base area 15 m². What is its height?</w:t>
-      </w:r>
-    </w:p>
-    <w:p>
-      <w:pPr>
-        <w:spacing w:after="40" w:before="0"/>
-      </w:pPr>
-      <w:r>
-        <w:t xml:space="preserve">     A. 6 m</w:t>
-      </w:r>
-    </w:p>
-    <w:p>
-      <w:pPr>
-        <w:spacing w:after="40" w:before="0"/>
-      </w:pPr>
-      <w:r>
-        <w:t xml:space="preserve">     B. 75 m</w:t>
-      </w:r>
-    </w:p>
-    <w:p>
-      <w:pPr>
-        <w:spacing w:after="40" w:before="0"/>
-      </w:pPr>
-      <w:r>
-        <w:t xml:space="preserve">     C. 1,350 m</w:t>
-      </w:r>
-    </w:p>
-    <w:p>
-      <w:pPr>
-        <w:spacing w:after="40" w:before="0"/>
-      </w:pPr>
-      <w:r>
-        <w:t xml:space="preserve">     D. 5 m</w:t>
+        <w:t xml:space="preserve">8. Two storage boxes are ready to pack. Box A is 5 × 5 × 2 inches and Box B is 4 × 4 × 3 inches. Which box holds more?</w:t>
+      </w:r>
+    </w:p>
+    <w:p>
+      <w:pPr>
+        <w:spacing w:after="40" w:before="0"/>
+      </w:pPr>
+      <w:r>
+        <w:t xml:space="preserve">     A. Box A, because 50 cubic in is more than 48 cubic in</w:t>
+      </w:r>
+    </w:p>
+    <w:p>
+      <w:pPr>
+        <w:spacing w:after="40" w:before="0"/>
+      </w:pPr>
+      <w:r>
+        <w:t xml:space="preserve">     B. Box B, because 48 cubic in is more than 50 cubic in</w:t>
+      </w:r>
+    </w:p>
+    <w:p>
+      <w:pPr>
+        <w:spacing w:after="40" w:before="0"/>
+      </w:pPr>
+      <w:r>
+        <w:t xml:space="preserve">     C. They hold the same amount</w:t>
+      </w:r>
+    </w:p>
+    <w:p>
+      <w:pPr>
+        <w:spacing w:after="40" w:before="0"/>
+      </w:pPr>
+      <w:r>
+        <w:t xml:space="preserve">     D. Box B, because it is taller</w:t>
       </w:r>
     </w:p>
     <w:p>
@@ -1235,41 +1261,202 @@
           <w:b/>
           <w:bCs/>
         </w:rPr>
-        <w:t xml:space="preserve">9. A prism has length 3½ ft, width 2 ft, and height 4 ft. What is its volume?</w:t>
-      </w:r>
-    </w:p>
-    <w:p>
-      <w:pPr>
-        <w:spacing w:after="40" w:before="0"/>
-      </w:pPr>
-      <w:r>
-        <w:t xml:space="preserve">     A. 28 ft³</w:t>
-      </w:r>
-    </w:p>
-    <w:p>
-      <w:pPr>
-        <w:spacing w:after="40" w:before="0"/>
-      </w:pPr>
-      <w:r>
-        <w:t xml:space="preserve">     B. 9.5 ft³</w:t>
-      </w:r>
-    </w:p>
-    <w:p>
-      <w:pPr>
-        <w:spacing w:after="40" w:before="0"/>
-      </w:pPr>
-      <w:r>
-        <w:t xml:space="preserve">     C. 14 ft³</w:t>
-      </w:r>
-    </w:p>
-    <w:p>
-      <w:pPr>
-        <w:spacing w:after="40" w:before="0"/>
-      </w:pPr>
-      <w:r>
-        <w:t xml:space="preserve">     D. 24 ft³</w:t>
-      </w:r>
-    </w:p>
+        <w:t xml:space="preserve">9. A keepsake box is 4 in long, 3 in wide, and 1½ in tall. What is its volume?</w:t>
+      </w:r>
+    </w:p>
+    <w:p>
+      <w:pPr>
+        <w:spacing w:after="40" w:before="0"/>
+      </w:pPr>
+      <w:r>
+        <w:t xml:space="preserve">     A. 18 cubic in</w:t>
+      </w:r>
+    </w:p>
+    <w:p>
+      <w:pPr>
+        <w:spacing w:after="40" w:before="0"/>
+      </w:pPr>
+      <w:r>
+        <w:t xml:space="preserve">     B. 8.5 cubic in</w:t>
+      </w:r>
+    </w:p>
+    <w:p>
+      <w:pPr>
+        <w:spacing w:after="40" w:before="0"/>
+      </w:pPr>
+      <w:r>
+        <w:t xml:space="preserve">     C. 12 cubic in</w:t>
+      </w:r>
+    </w:p>
+    <w:p>
+      <w:pPr>
+        <w:spacing w:after="40" w:before="0"/>
+      </w:pPr>
+      <w:r>
+        <w:t xml:space="preserve">     D. 36 cubic in</w:t>
+      </w:r>
+    </w:p>
+    <w:p>
+      <w:pPr>
+        <w:spacing w:after="60" w:before="120"/>
+      </w:pPr>
+      <w:r>
+        <w:rPr>
+          <w:color w:val="BBBBBB"/>
+        </w:rPr>
+        <w:t xml:space="preserve">______________________________________________________________________</w:t>
+      </w:r>
+    </w:p>
+    <w:p>
+      <w:pPr>
+        <w:spacing w:after="80" w:before="0"/>
+      </w:pPr>
+      <w:r>
+        <w:rPr>
+          <w:b/>
+          <w:bCs/>
+        </w:rPr>
+        <w:t xml:space="preserve">10. Match each box's dimensions to its correct volume.</w:t>
+      </w:r>
+    </w:p>
+    <w:tbl>
+      <w:tblPr>
+        <w:tblW w:type="pct" w:w="100%"/>
+        <w:tblBorders>
+          <w:top w:val="single" w:color="auto" w:sz="4"/>
+          <w:left w:val="single" w:color="auto" w:sz="4"/>
+          <w:bottom w:val="single" w:color="auto" w:sz="4"/>
+          <w:right w:val="single" w:color="auto" w:sz="4"/>
+          <w:insideH w:val="single" w:color="auto" w:sz="4"/>
+          <w:insideV w:val="single" w:color="auto" w:sz="4"/>
+        </w:tblBorders>
+      </w:tblPr>
+      <w:tblGrid>
+        <w:gridCol w:w="100"/>
+        <w:gridCol w:w="100"/>
+      </w:tblGrid>
+      <w:tr>
+        <w:trPr>
+          <w:tblHeader/>
+        </w:trPr>
+        <w:tc>
+          <w:tcPr>
+            <w:tcW w:type="pct" w:w="50%"/>
+          </w:tcPr>
+          <w:p>
+            <w:r>
+              <w:rPr>
+                <w:b/>
+                <w:bCs/>
+              </w:rPr>
+              <w:t xml:space="preserve">Item</w:t>
+            </w:r>
+          </w:p>
+        </w:tc>
+        <w:tc>
+          <w:tcPr>
+            <w:tcW w:type="pct" w:w="50%"/>
+          </w:tcPr>
+          <w:p>
+            <w:r>
+              <w:rPr>
+                <w:b/>
+                <w:bCs/>
+              </w:rPr>
+              <w:t xml:space="preserve">Answer choices</w:t>
+            </w:r>
+          </w:p>
+        </w:tc>
+      </w:tr>
+      <w:tr>
+        <w:tc>
+          <w:tcPr>
+            <w:tcW w:type="pct" w:w="50%"/>
+          </w:tcPr>
+          <w:p>
+            <w:r>
+              <w:t xml:space="preserve">____  2 × 3 × 4</w:t>
+            </w:r>
+          </w:p>
+        </w:tc>
+        <w:tc>
+          <w:tcPr>
+            <w:tcW w:type="pct" w:w="50%"/>
+          </w:tcPr>
+          <w:p>
+            <w:r>
+              <w:t xml:space="preserve">D. 30 cubic in</w:t>
+            </w:r>
+          </w:p>
+        </w:tc>
+      </w:tr>
+      <w:tr>
+        <w:tc>
+          <w:tcPr>
+            <w:tcW w:type="pct" w:w="50%"/>
+          </w:tcPr>
+          <w:p>
+            <w:r>
+              <w:t xml:space="preserve">____  5 × 2 × 2</w:t>
+            </w:r>
+          </w:p>
+        </w:tc>
+        <w:tc>
+          <w:tcPr>
+            <w:tcW w:type="pct" w:w="50%"/>
+          </w:tcPr>
+          <w:p>
+            <w:r>
+              <w:t xml:space="preserve">C. 27 cubic in</w:t>
+            </w:r>
+          </w:p>
+        </w:tc>
+      </w:tr>
+      <w:tr>
+        <w:tc>
+          <w:tcPr>
+            <w:tcW w:type="pct" w:w="50%"/>
+          </w:tcPr>
+          <w:p>
+            <w:r>
+              <w:t xml:space="preserve">____  3 × 3 × 3</w:t>
+            </w:r>
+          </w:p>
+        </w:tc>
+        <w:tc>
+          <w:tcPr>
+            <w:tcW w:type="pct" w:w="50%"/>
+          </w:tcPr>
+          <w:p>
+            <w:r>
+              <w:t xml:space="preserve">B. 20 cubic in</w:t>
+            </w:r>
+          </w:p>
+        </w:tc>
+      </w:tr>
+      <w:tr>
+        <w:tc>
+          <w:tcPr>
+            <w:tcW w:type="pct" w:w="50%"/>
+          </w:tcPr>
+          <w:p>
+            <w:r>
+              <w:t xml:space="preserve">____  6 × 1 × 5</w:t>
+            </w:r>
+          </w:p>
+        </w:tc>
+        <w:tc>
+          <w:tcPr>
+            <w:tcW w:type="pct" w:w="50%"/>
+          </w:tcPr>
+          <w:p>
+            <w:r>
+              <w:t xml:space="preserve">A. 24 cubic in</w:t>
+            </w:r>
+          </w:p>
+        </w:tc>
+      </w:tr>
+    </w:tbl>
     <w:p>
       <w:pPr>
         <w:spacing w:after="60" w:before="120"/>
@@ -1313,10 +1500,22 @@
     </w:p>
     <w:p>
       <w:pPr>
+        <w:spacing w:after="20" w:before="0"/>
+      </w:pPr>
+      <w:r>
+        <w:t xml:space="preserve">     V = l × w × h = 4 × 3 × 5 = 60 cubic inches.</w:t>
+      </w:r>
+    </w:p>
+    <w:p>
+      <w:pPr>
         <w:spacing w:after="80" w:before="0"/>
       </w:pPr>
       <w:r>
-        <w:t xml:space="preserve">     V = l × w × h = 4 × 3 × 5 = 60 cubic inches.</w:t>
+        <w:rPr>
+          <w:i/>
+          <w:iCs/>
+        </w:rPr>
+        <w:t xml:space="preserve">     Watch for: A common mistake in Volume of Rectangular Prisms is skipping the key idea: "A fractional edge does not change the rule: still multiply length × width × height." — always check your work against this rule before you submit.</w:t>
       </w:r>
     </w:p>
     <w:p>
@@ -1333,10 +1532,22 @@
     </w:p>
     <w:p>
       <w:pPr>
+        <w:spacing w:after="20" w:before="0"/>
+      </w:pPr>
+      <w:r>
+        <w:t xml:space="preserve">     V = l × w × h → 36 = 6 × 3 × h → 36 = 18h → h = 2 cm.</w:t>
+      </w:r>
+    </w:p>
+    <w:p>
+      <w:pPr>
         <w:spacing w:after="80" w:before="0"/>
       </w:pPr>
       <w:r>
-        <w:t xml:space="preserve">     V = l × w × h → 36 = 6 × 3 × h → 36 = 18h → h = 2 cm.</w:t>
+        <w:rPr>
+          <w:i/>
+          <w:iCs/>
+        </w:rPr>
+        <w:t xml:space="preserve">     Watch for: A common mistake in Volume of Rectangular Prisms is skipping the key idea: "A fractional edge does not change the rule: still multiply length × width × height." — always check your work against this rule before you submit.</w:t>
       </w:r>
     </w:p>
     <w:p>
@@ -1397,10 +1608,22 @@
     </w:p>
     <w:p>
       <w:pPr>
+        <w:spacing w:after="20" w:before="0"/>
+      </w:pPr>
+      <w:r>
+        <w:t xml:space="preserve">     Box A: 10 × 5 × 4 = 200 in³. Box B: 8 × 6 × 5 = 240 in³. Box B is bigger by 40 in³.</w:t>
+      </w:r>
+    </w:p>
+    <w:p>
+      <w:pPr>
         <w:spacing w:after="80" w:before="0"/>
       </w:pPr>
       <w:r>
-        <w:t xml:space="preserve">     Box A: 10 × 5 × 4 = 200 in³. Box B: 8 × 6 × 5 = 240 in³. Box B is bigger by 40 in³.</w:t>
+        <w:rPr>
+          <w:i/>
+          <w:iCs/>
+        </w:rPr>
+        <w:t xml:space="preserve">     Watch for: A common mistake in Volume of Rectangular Prisms is skipping the key idea: "A fractional edge does not change the rule: still multiply length × width × height." — always check your work against this rule before you submit.</w:t>
       </w:r>
     </w:p>
     <w:p>
@@ -1464,7 +1687,43 @@
           <w:b/>
           <w:bCs/>
         </w:rPr>
-        <w:t xml:space="preserve">6. A. 30 cm³</w:t>
+        <w:t xml:space="preserve">6. onLevel — Spot the Common Mistake</w:t>
+      </w:r>
+    </w:p>
+    <w:p>
+      <w:pPr>
+        <w:spacing w:after="20" w:before="0"/>
+      </w:pPr>
+      <w:r>
+        <w:t xml:space="preserve">     The mistake is in Step 2.</w:t>
+      </w:r>
+    </w:p>
+    <w:p>
+      <w:pPr>
+        <w:spacing w:after="20" w:before="0"/>
+      </w:pPr>
+      <w:r>
+        <w:t xml:space="preserve">     Correct work: Follow the key idea: A fractional edge does not change the rule: still multiply length × width × height.</w:t>
+      </w:r>
+    </w:p>
+    <w:p>
+      <w:pPr>
+        <w:spacing w:after="40" w:before="0"/>
+      </w:pPr>
+      <w:r>
+        <w:rPr>
+          <w:b/>
+          <w:bCs/>
+        </w:rPr>
+        <w:t xml:space="preserve">7. A. 72 cubic in</w:t>
+      </w:r>
+    </w:p>
+    <w:p>
+      <w:pPr>
+        <w:spacing w:after="20" w:before="0"/>
+      </w:pPr>
+      <w:r>
+        <w:t xml:space="preserve">     V = length × width × height = 6 × 4 × 3 = 72 cubic in. Volume uses cubic units.</w:t>
       </w:r>
     </w:p>
     <w:p>
@@ -1472,19 +1731,31 @@
         <w:spacing w:after="80" w:before="0"/>
       </w:pPr>
       <w:r>
-        <w:t xml:space="preserve">     V = 2.5 × 4 × 3 = 30 cm³.</w:t>
-      </w:r>
-    </w:p>
-    <w:p>
-      <w:pPr>
-        <w:spacing w:after="40" w:before="0"/>
-      </w:pPr>
-      <w:r>
-        <w:rPr>
-          <w:b/>
-          <w:bCs/>
-        </w:rPr>
-        <w:t xml:space="preserve">7. A. 15,000 cm³</w:t>
+        <w:rPr>
+          <w:i/>
+          <w:iCs/>
+        </w:rPr>
+        <w:t xml:space="preserve">     Watch for: A common mistake in Volume of Rectangular Prisms is skipping the key idea: "A fractional edge does not change the rule: still multiply length × width × height." — always check your work against this rule before you submit.</w:t>
+      </w:r>
+    </w:p>
+    <w:p>
+      <w:pPr>
+        <w:spacing w:after="40" w:before="0"/>
+      </w:pPr>
+      <w:r>
+        <w:rPr>
+          <w:b/>
+          <w:bCs/>
+        </w:rPr>
+        <w:t xml:space="preserve">8. A. Box A, because 50 cubic in is more than 48 cubic in</w:t>
+      </w:r>
+    </w:p>
+    <w:p>
+      <w:pPr>
+        <w:spacing w:after="20" w:before="0"/>
+      </w:pPr>
+      <w:r>
+        <w:t xml:space="preserve">     Box A: 5 × 5 × 2 = 50 cubic in. Box B: 4 × 4 × 3 = 48 cubic in. 50 &gt; 48, so Box A holds more.</w:t>
       </w:r>
     </w:p>
     <w:p>
@@ -1492,19 +1763,31 @@
         <w:spacing w:after="80" w:before="0"/>
       </w:pPr>
       <w:r>
-        <w:t xml:space="preserve">     30 × 20 × 25 = 15,000 cm³.</w:t>
-      </w:r>
-    </w:p>
-    <w:p>
-      <w:pPr>
-        <w:spacing w:after="40" w:before="0"/>
-      </w:pPr>
-      <w:r>
-        <w:rPr>
-          <w:b/>
-          <w:bCs/>
-        </w:rPr>
-        <w:t xml:space="preserve">8. A. 6 m</w:t>
+        <w:rPr>
+          <w:i/>
+          <w:iCs/>
+        </w:rPr>
+        <w:t xml:space="preserve">     Watch for: A common mistake in Volume of Rectangular Prisms is skipping the key idea: "A fractional edge does not change the rule: still multiply length × width × height." — always check your work against this rule before you submit.</w:t>
+      </w:r>
+    </w:p>
+    <w:p>
+      <w:pPr>
+        <w:spacing w:after="40" w:before="0"/>
+      </w:pPr>
+      <w:r>
+        <w:rPr>
+          <w:b/>
+          <w:bCs/>
+        </w:rPr>
+        <w:t xml:space="preserve">9. A. 18 cubic in</w:t>
+      </w:r>
+    </w:p>
+    <w:p>
+      <w:pPr>
+        <w:spacing w:after="20" w:before="0"/>
+      </w:pPr>
+      <w:r>
+        <w:t xml:space="preserve">     V = 4 × 3 × 1.5 = 12 × 1.5 = 18 cubic in. A fractional edge does not change the steps.</w:t>
       </w:r>
     </w:p>
     <w:p>
@@ -1512,27 +1795,63 @@
         <w:spacing w:after="80" w:before="0"/>
       </w:pPr>
       <w:r>
-        <w:t xml:space="preserve">     height = volume ÷ base area = 90 ÷ 15 = 6 m.</w:t>
-      </w:r>
-    </w:p>
-    <w:p>
-      <w:pPr>
-        <w:spacing w:after="40" w:before="0"/>
-      </w:pPr>
-      <w:r>
-        <w:rPr>
-          <w:b/>
-          <w:bCs/>
-        </w:rPr>
-        <w:t xml:space="preserve">9. A. 28 ft³</w:t>
-      </w:r>
-    </w:p>
-    <w:p>
-      <w:pPr>
-        <w:spacing w:after="80" w:before="0"/>
-      </w:pPr>
-      <w:r>
-        <w:t xml:space="preserve">     3.5 × 2 × 4 = 28 ft³.</w:t>
+        <w:rPr>
+          <w:i/>
+          <w:iCs/>
+        </w:rPr>
+        <w:t xml:space="preserve">     Watch for: A common mistake in Volume of Rectangular Prisms is skipping the key idea: "A fractional edge does not change the rule: still multiply length × width × height." — always check your work against this rule before you submit.</w:t>
+      </w:r>
+    </w:p>
+    <w:p>
+      <w:pPr>
+        <w:spacing w:after="40" w:before="0"/>
+      </w:pPr>
+      <w:r>
+        <w:rPr>
+          <w:b/>
+          <w:bCs/>
+        </w:rPr>
+        <w:t xml:space="preserve">10. Matches:</w:t>
+      </w:r>
+    </w:p>
+    <w:p>
+      <w:pPr>
+        <w:spacing w:after="20" w:before="0"/>
+      </w:pPr>
+      <w:r>
+        <w:t xml:space="preserve">     2 × 3 × 4 → 24 cubic in</w:t>
+      </w:r>
+    </w:p>
+    <w:p>
+      <w:pPr>
+        <w:spacing w:after="20" w:before="0"/>
+      </w:pPr>
+      <w:r>
+        <w:t xml:space="preserve">     5 × 2 × 2 → 20 cubic in</w:t>
+      </w:r>
+    </w:p>
+    <w:p>
+      <w:pPr>
+        <w:spacing w:after="20" w:before="0"/>
+      </w:pPr>
+      <w:r>
+        <w:t xml:space="preserve">     3 × 3 × 3 → 27 cubic in</w:t>
+      </w:r>
+    </w:p>
+    <w:p>
+      <w:pPr>
+        <w:spacing w:after="20" w:before="0"/>
+      </w:pPr>
+      <w:r>
+        <w:t xml:space="preserve">     6 × 1 × 5 → 30 cubic in</w:t>
+      </w:r>
+    </w:p>
+    <w:p>
+      <w:pPr>
+        <w:spacing w:after="40" w:before="0"/>
+      </w:pPr>
+      <w:r>
+        <w:t xml:space="preserve"/>
       </w:r>
     </w:p>
     <w:sectPr>

--- a/lessons/10-2/homework.docx
+++ b/lessons/10-2/homework.docx
@@ -1078,23 +1078,31 @@
         <w:spacing w:after="40" w:before="0"/>
       </w:pPr>
       <w:r>
-        <w:t xml:space="preserve">   Step 1 (Read): A student is working on Volume of Rectangular Prisms.</w:t>
-      </w:r>
-    </w:p>
-    <w:p>
-      <w:pPr>
-        <w:spacing w:after="40" w:before="0"/>
-      </w:pPr>
-      <w:r>
-        <w:t xml:space="preserve">   Step 2 (Attempt): They ignored the rule: A fractional edge does not change the rule: still multiply length × width × height.</w:t>
-      </w:r>
-    </w:p>
-    <w:p>
-      <w:pPr>
-        <w:spacing w:after="40" w:before="0"/>
-      </w:pPr>
-      <w:r>
-        <w:t xml:space="preserve">   Step 3 (Check): The answer does not match the math rule from class.</w:t>
+        <w:t xml:space="preserve">   Step 1 (Dimensions): A box is 6 in long, 4 in wide, and 1/2 in tall.</w:t>
+      </w:r>
+    </w:p>
+    <w:p>
+      <w:pPr>
+        <w:spacing w:after="40" w:before="0"/>
+      </w:pPr>
+      <w:r>
+        <w:t xml:space="preserve">   Step 2 (Formula): V = length × width × height</w:t>
+      </w:r>
+    </w:p>
+    <w:p>
+      <w:pPr>
+        <w:spacing w:after="40" w:before="0"/>
+      </w:pPr>
+      <w:r>
+        <w:t xml:space="preserve">   Step 3 (Calculate): V = 6 × 4 × 1/2, and the student dropped the 1/2: V = 6 × 4 = 24 cubic in</w:t>
+      </w:r>
+    </w:p>
+    <w:p>
+      <w:pPr>
+        <w:spacing w:after="40" w:before="0"/>
+      </w:pPr>
+      <w:r>
+        <w:t xml:space="preserve">   Step 4 (Answer): Volume = 24 cubic in</w:t>
       </w:r>
     </w:p>
     <w:p>
@@ -1151,7 +1159,117 @@
           <w:b/>
           <w:bCs/>
         </w:rPr>
-        <w:t xml:space="preserve">7. A time-capsule box measures 6 in long, 4 in wide, and 3 in tall. What is its volume?</w:t>
+        <w:t xml:space="preserve">7. What is the volume of a prism with edge lengths 1/2 m, 3 m, and 4 m?</w:t>
+      </w:r>
+    </w:p>
+    <w:p>
+      <w:pPr>
+        <w:spacing w:after="40" w:before="0"/>
+      </w:pPr>
+      <w:r>
+        <w:t xml:space="preserve">     A. 7.5 m³</w:t>
+      </w:r>
+    </w:p>
+    <w:p>
+      <w:pPr>
+        <w:spacing w:after="40" w:before="0"/>
+      </w:pPr>
+      <w:r>
+        <w:t xml:space="preserve">     B. 12 m³</w:t>
+      </w:r>
+    </w:p>
+    <w:p>
+      <w:pPr>
+        <w:spacing w:after="40" w:before="0"/>
+      </w:pPr>
+      <w:r>
+        <w:t xml:space="preserve">     C. 6 m³</w:t>
+      </w:r>
+    </w:p>
+    <w:p>
+      <w:pPr>
+        <w:spacing w:after="40" w:before="0"/>
+      </w:pPr>
+      <w:r>
+        <w:t xml:space="preserve">     D. 3 m³</w:t>
+      </w:r>
+    </w:p>
+    <w:p>
+      <w:pPr>
+        <w:spacing w:after="60" w:before="120"/>
+      </w:pPr>
+      <w:r>
+        <w:rPr>
+          <w:color w:val="BBBBBB"/>
+        </w:rPr>
+        <w:t xml:space="preserve">______________________________________________________________________</w:t>
+      </w:r>
+    </w:p>
+    <w:p>
+      <w:pPr>
+        <w:spacing w:after="80" w:before="0"/>
+      </w:pPr>
+      <w:r>
+        <w:rPr>
+          <w:b/>
+          <w:bCs/>
+        </w:rPr>
+        <w:t xml:space="preserve">8. A cube has an edge length of 5 cm. What is its volume?</w:t>
+      </w:r>
+    </w:p>
+    <w:p>
+      <w:pPr>
+        <w:spacing w:after="40" w:before="0"/>
+      </w:pPr>
+      <w:r>
+        <w:t xml:space="preserve">     A. 125 cm³</w:t>
+      </w:r>
+    </w:p>
+    <w:p>
+      <w:pPr>
+        <w:spacing w:after="40" w:before="0"/>
+      </w:pPr>
+      <w:r>
+        <w:t xml:space="preserve">     B. 15 cm³</w:t>
+      </w:r>
+    </w:p>
+    <w:p>
+      <w:pPr>
+        <w:spacing w:after="40" w:before="0"/>
+      </w:pPr>
+      <w:r>
+        <w:t xml:space="preserve">     C. 25 cm³</w:t>
+      </w:r>
+    </w:p>
+    <w:p>
+      <w:pPr>
+        <w:spacing w:after="40" w:before="0"/>
+      </w:pPr>
+      <w:r>
+        <w:t xml:space="preserve">     D. 75 cm³</w:t>
+      </w:r>
+    </w:p>
+    <w:p>
+      <w:pPr>
+        <w:spacing w:after="60" w:before="120"/>
+      </w:pPr>
+      <w:r>
+        <w:rPr>
+          <w:color w:val="BBBBBB"/>
+        </w:rPr>
+        <w:t xml:space="preserve">______________________________________________________________________</w:t>
+      </w:r>
+    </w:p>
+    <w:p>
+      <w:pPr>
+        <w:spacing w:after="80" w:before="0"/>
+      </w:pPr>
+      <w:r>
+        <w:rPr>
+          <w:b/>
+          <w:bCs/>
+        </w:rPr>
+        <w:t xml:space="preserve">9. A time-capsule box measures 6 in long, 4 in wide, and 3 in tall. What is its volume?</w:t>
       </w:r>
     </w:p>
     <w:p>
@@ -1206,7 +1324,7 @@
           <w:b/>
           <w:bCs/>
         </w:rPr>
-        <w:t xml:space="preserve">8. Two storage boxes are ready to pack. Box A is 5 × 5 × 2 inches and Box B is 4 × 4 × 3 inches. Which box holds more?</w:t>
+        <w:t xml:space="preserve">10. Two storage boxes are ready to pack. Box A is 5 × 5 × 2 inches and Box B is 4 × 4 × 3 inches. Which box holds more?</w:t>
       </w:r>
     </w:p>
     <w:p>
@@ -1241,222 +1359,6 @@
         <w:t xml:space="preserve">     D. Box B, because it is taller</w:t>
       </w:r>
     </w:p>
-    <w:p>
-      <w:pPr>
-        <w:spacing w:after="60" w:before="120"/>
-      </w:pPr>
-      <w:r>
-        <w:rPr>
-          <w:color w:val="BBBBBB"/>
-        </w:rPr>
-        <w:t xml:space="preserve">______________________________________________________________________</w:t>
-      </w:r>
-    </w:p>
-    <w:p>
-      <w:pPr>
-        <w:spacing w:after="80" w:before="0"/>
-      </w:pPr>
-      <w:r>
-        <w:rPr>
-          <w:b/>
-          <w:bCs/>
-        </w:rPr>
-        <w:t xml:space="preserve">9. A keepsake box is 4 in long, 3 in wide, and 1½ in tall. What is its volume?</w:t>
-      </w:r>
-    </w:p>
-    <w:p>
-      <w:pPr>
-        <w:spacing w:after="40" w:before="0"/>
-      </w:pPr>
-      <w:r>
-        <w:t xml:space="preserve">     A. 18 cubic in</w:t>
-      </w:r>
-    </w:p>
-    <w:p>
-      <w:pPr>
-        <w:spacing w:after="40" w:before="0"/>
-      </w:pPr>
-      <w:r>
-        <w:t xml:space="preserve">     B. 8.5 cubic in</w:t>
-      </w:r>
-    </w:p>
-    <w:p>
-      <w:pPr>
-        <w:spacing w:after="40" w:before="0"/>
-      </w:pPr>
-      <w:r>
-        <w:t xml:space="preserve">     C. 12 cubic in</w:t>
-      </w:r>
-    </w:p>
-    <w:p>
-      <w:pPr>
-        <w:spacing w:after="40" w:before="0"/>
-      </w:pPr>
-      <w:r>
-        <w:t xml:space="preserve">     D. 36 cubic in</w:t>
-      </w:r>
-    </w:p>
-    <w:p>
-      <w:pPr>
-        <w:spacing w:after="60" w:before="120"/>
-      </w:pPr>
-      <w:r>
-        <w:rPr>
-          <w:color w:val="BBBBBB"/>
-        </w:rPr>
-        <w:t xml:space="preserve">______________________________________________________________________</w:t>
-      </w:r>
-    </w:p>
-    <w:p>
-      <w:pPr>
-        <w:spacing w:after="80" w:before="0"/>
-      </w:pPr>
-      <w:r>
-        <w:rPr>
-          <w:b/>
-          <w:bCs/>
-        </w:rPr>
-        <w:t xml:space="preserve">10. Match each box's dimensions to its correct volume.</w:t>
-      </w:r>
-    </w:p>
-    <w:tbl>
-      <w:tblPr>
-        <w:tblW w:type="pct" w:w="100%"/>
-        <w:tblBorders>
-          <w:top w:val="single" w:color="auto" w:sz="4"/>
-          <w:left w:val="single" w:color="auto" w:sz="4"/>
-          <w:bottom w:val="single" w:color="auto" w:sz="4"/>
-          <w:right w:val="single" w:color="auto" w:sz="4"/>
-          <w:insideH w:val="single" w:color="auto" w:sz="4"/>
-          <w:insideV w:val="single" w:color="auto" w:sz="4"/>
-        </w:tblBorders>
-      </w:tblPr>
-      <w:tblGrid>
-        <w:gridCol w:w="100"/>
-        <w:gridCol w:w="100"/>
-      </w:tblGrid>
-      <w:tr>
-        <w:trPr>
-          <w:tblHeader/>
-        </w:trPr>
-        <w:tc>
-          <w:tcPr>
-            <w:tcW w:type="pct" w:w="50%"/>
-          </w:tcPr>
-          <w:p>
-            <w:r>
-              <w:rPr>
-                <w:b/>
-                <w:bCs/>
-              </w:rPr>
-              <w:t xml:space="preserve">Item</w:t>
-            </w:r>
-          </w:p>
-        </w:tc>
-        <w:tc>
-          <w:tcPr>
-            <w:tcW w:type="pct" w:w="50%"/>
-          </w:tcPr>
-          <w:p>
-            <w:r>
-              <w:rPr>
-                <w:b/>
-                <w:bCs/>
-              </w:rPr>
-              <w:t xml:space="preserve">Answer choices</w:t>
-            </w:r>
-          </w:p>
-        </w:tc>
-      </w:tr>
-      <w:tr>
-        <w:tc>
-          <w:tcPr>
-            <w:tcW w:type="pct" w:w="50%"/>
-          </w:tcPr>
-          <w:p>
-            <w:r>
-              <w:t xml:space="preserve">____  2 × 3 × 4</w:t>
-            </w:r>
-          </w:p>
-        </w:tc>
-        <w:tc>
-          <w:tcPr>
-            <w:tcW w:type="pct" w:w="50%"/>
-          </w:tcPr>
-          <w:p>
-            <w:r>
-              <w:t xml:space="preserve">D. 30 cubic in</w:t>
-            </w:r>
-          </w:p>
-        </w:tc>
-      </w:tr>
-      <w:tr>
-        <w:tc>
-          <w:tcPr>
-            <w:tcW w:type="pct" w:w="50%"/>
-          </w:tcPr>
-          <w:p>
-            <w:r>
-              <w:t xml:space="preserve">____  5 × 2 × 2</w:t>
-            </w:r>
-          </w:p>
-        </w:tc>
-        <w:tc>
-          <w:tcPr>
-            <w:tcW w:type="pct" w:w="50%"/>
-          </w:tcPr>
-          <w:p>
-            <w:r>
-              <w:t xml:space="preserve">C. 27 cubic in</w:t>
-            </w:r>
-          </w:p>
-        </w:tc>
-      </w:tr>
-      <w:tr>
-        <w:tc>
-          <w:tcPr>
-            <w:tcW w:type="pct" w:w="50%"/>
-          </w:tcPr>
-          <w:p>
-            <w:r>
-              <w:t xml:space="preserve">____  3 × 3 × 3</w:t>
-            </w:r>
-          </w:p>
-        </w:tc>
-        <w:tc>
-          <w:tcPr>
-            <w:tcW w:type="pct" w:w="50%"/>
-          </w:tcPr>
-          <w:p>
-            <w:r>
-              <w:t xml:space="preserve">B. 20 cubic in</w:t>
-            </w:r>
-          </w:p>
-        </w:tc>
-      </w:tr>
-      <w:tr>
-        <w:tc>
-          <w:tcPr>
-            <w:tcW w:type="pct" w:w="50%"/>
-          </w:tcPr>
-          <w:p>
-            <w:r>
-              <w:t xml:space="preserve">____  6 × 1 × 5</w:t>
-            </w:r>
-          </w:p>
-        </w:tc>
-        <w:tc>
-          <w:tcPr>
-            <w:tcW w:type="pct" w:w="50%"/>
-          </w:tcPr>
-          <w:p>
-            <w:r>
-              <w:t xml:space="preserve">A. 24 cubic in</w:t>
-            </w:r>
-          </w:p>
-        </w:tc>
-      </w:tr>
-    </w:tbl>
     <w:p>
       <w:pPr>
         <w:spacing w:after="60" w:before="120"/>
@@ -1515,7 +1417,7 @@
           <w:i/>
           <w:iCs/>
         </w:rPr>
-        <w:t xml:space="preserve">     Watch for: A common mistake in Volume of Rectangular Prisms is skipping the key idea: "A fractional edge does not change the rule: still multiply length × width × height." — always check your work against this rule before you submit.</w:t>
+        <w:t xml:space="preserve">     Watch for: A common mistake in Volume of Rectangular Prisms is rounding a fractional edge length to the nearest whole number before multiplying, instead of using the exact fraction or decimal. For a box that is 2 ft × 1.5 ft × 1 ft, a student might round 1.5 down to 1 and compute 2 × 1 × 1 = 2 ft³, but the correct volume uses the exact edge length: 2 × 1.5 × 1 = 3 ft³ — a full cubic foot larger. Before you submit, ask: 'Did I multiply using the exact fractional or decimal edge length, or did I round it off first?'</w:t>
       </w:r>
     </w:p>
     <w:p>
@@ -1547,7 +1449,7 @@
           <w:i/>
           <w:iCs/>
         </w:rPr>
-        <w:t xml:space="preserve">     Watch for: A common mistake in Volume of Rectangular Prisms is skipping the key idea: "A fractional edge does not change the rule: still multiply length × width × height." — always check your work against this rule before you submit.</w:t>
+        <w:t xml:space="preserve">     Watch for: A common mistake in Volume of Rectangular Prisms is rounding a fractional edge length to the nearest whole number before multiplying, instead of using the exact fraction or decimal. For a box that is 2 ft × 1.5 ft × 1 ft, a student might round 1.5 down to 1 and compute 2 × 1 × 1 = 2 ft³, but the correct volume uses the exact edge length: 2 × 1.5 × 1 = 3 ft³ — a full cubic foot larger. Before you submit, ask: 'Did I multiply using the exact fractional or decimal edge length, or did I round it off first?'</w:t>
       </w:r>
     </w:p>
     <w:p>
@@ -1623,7 +1525,7 @@
           <w:i/>
           <w:iCs/>
         </w:rPr>
-        <w:t xml:space="preserve">     Watch for: A common mistake in Volume of Rectangular Prisms is skipping the key idea: "A fractional edge does not change the rule: still multiply length × width × height." — always check your work against this rule before you submit.</w:t>
+        <w:t xml:space="preserve">     Watch for: A common mistake in Volume of Rectangular Prisms is rounding a fractional edge length to the nearest whole number before multiplying, instead of using the exact fraction or decimal. For a box that is 2 ft × 1.5 ft × 1 ft, a student might round 1.5 down to 1 and compute 2 × 1 × 1 = 2 ft³, but the correct volume uses the exact edge length: 2 × 1.5 × 1 = 3 ft³ — a full cubic foot larger. Before you submit, ask: 'Did I multiply using the exact fractional or decimal edge length, or did I round it off first?'</w:t>
       </w:r>
     </w:p>
     <w:p>
@@ -1695,7 +1597,7 @@
         <w:spacing w:after="20" w:before="0"/>
       </w:pPr>
       <w:r>
-        <w:t xml:space="preserve">     The mistake is in Step 2.</w:t>
+        <w:t xml:space="preserve">     The mistake is in Step 3.</w:t>
       </w:r>
     </w:p>
     <w:p>
@@ -1703,19 +1605,19 @@
         <w:spacing w:after="20" w:before="0"/>
       </w:pPr>
       <w:r>
-        <w:t xml:space="preserve">     Correct work: Follow the key idea: A fractional edge does not change the rule: still multiply length × width × height.</w:t>
-      </w:r>
-    </w:p>
-    <w:p>
-      <w:pPr>
-        <w:spacing w:after="40" w:before="0"/>
-      </w:pPr>
-      <w:r>
-        <w:rPr>
-          <w:b/>
-          <w:bCs/>
-        </w:rPr>
-        <w:t xml:space="preserve">7. A. 72 cubic in</w:t>
+        <w:t xml:space="preserve">     Correct work: The student ignored the fractional edge of 1/2 in. A fractional edge still counts: V = 6 × 4 × 1/2 = 24 × 1/2 = 12 cubic in.</w:t>
+      </w:r>
+    </w:p>
+    <w:p>
+      <w:pPr>
+        <w:spacing w:after="40" w:before="0"/>
+      </w:pPr>
+      <w:r>
+        <w:rPr>
+          <w:b/>
+          <w:bCs/>
+        </w:rPr>
+        <w:t xml:space="preserve">7. C. 6 m³</w:t>
       </w:r>
     </w:p>
     <w:p>
@@ -1723,7 +1625,7 @@
         <w:spacing w:after="20" w:before="0"/>
       </w:pPr>
       <w:r>
-        <w:t xml:space="preserve">     V = length × width × height = 6 × 4 × 3 = 72 cubic in. Volume uses cubic units.</w:t>
+        <w:t xml:space="preserve">     V = 1/2 × 3 × 4 = 6 m³.</w:t>
       </w:r>
     </w:p>
     <w:p>
@@ -1735,19 +1637,19 @@
           <w:i/>
           <w:iCs/>
         </w:rPr>
-        <w:t xml:space="preserve">     Watch for: A common mistake in Volume of Rectangular Prisms is skipping the key idea: "A fractional edge does not change the rule: still multiply length × width × height." — always check your work against this rule before you submit.</w:t>
-      </w:r>
-    </w:p>
-    <w:p>
-      <w:pPr>
-        <w:spacing w:after="40" w:before="0"/>
-      </w:pPr>
-      <w:r>
-        <w:rPr>
-          <w:b/>
-          <w:bCs/>
-        </w:rPr>
-        <w:t xml:space="preserve">8. A. Box A, because 50 cubic in is more than 48 cubic in</w:t>
+        <w:t xml:space="preserve">     Watch for: A common mistake in Volume of Rectangular Prisms is rounding a fractional edge length to the nearest whole number before multiplying, instead of using the exact fraction or decimal. For a box that is 2 ft × 1.5 ft × 1 ft, a student might round 1.5 down to 1 and compute 2 × 1 × 1 = 2 ft³, but the correct volume uses the exact edge length: 2 × 1.5 × 1 = 3 ft³ — a full cubic foot larger. Before you submit, ask: 'Did I multiply using the exact fractional or decimal edge length, or did I round it off first?'</w:t>
+      </w:r>
+    </w:p>
+    <w:p>
+      <w:pPr>
+        <w:spacing w:after="40" w:before="0"/>
+      </w:pPr>
+      <w:r>
+        <w:rPr>
+          <w:b/>
+          <w:bCs/>
+        </w:rPr>
+        <w:t xml:space="preserve">8. A. 125 cm³</w:t>
       </w:r>
     </w:p>
     <w:p>
@@ -1755,7 +1657,7 @@
         <w:spacing w:after="20" w:before="0"/>
       </w:pPr>
       <w:r>
-        <w:t xml:space="preserve">     Box A: 5 × 5 × 2 = 50 cubic in. Box B: 4 × 4 × 3 = 48 cubic in. 50 &gt; 48, so Box A holds more.</w:t>
+        <w:t xml:space="preserve">     A cube's volume is edge³ = 5 × 5 × 5 = 125 cm³.</w:t>
       </w:r>
     </w:p>
     <w:p>
@@ -1767,19 +1669,19 @@
           <w:i/>
           <w:iCs/>
         </w:rPr>
-        <w:t xml:space="preserve">     Watch for: A common mistake in Volume of Rectangular Prisms is skipping the key idea: "A fractional edge does not change the rule: still multiply length × width × height." — always check your work against this rule before you submit.</w:t>
-      </w:r>
-    </w:p>
-    <w:p>
-      <w:pPr>
-        <w:spacing w:after="40" w:before="0"/>
-      </w:pPr>
-      <w:r>
-        <w:rPr>
-          <w:b/>
-          <w:bCs/>
-        </w:rPr>
-        <w:t xml:space="preserve">9. A. 18 cubic in</w:t>
+        <w:t xml:space="preserve">     Watch for: A common mistake in Volume of Rectangular Prisms is rounding a fractional edge length to the nearest whole number before multiplying, instead of using the exact fraction or decimal. For a box that is 2 ft × 1.5 ft × 1 ft, a student might round 1.5 down to 1 and compute 2 × 1 × 1 = 2 ft³, but the correct volume uses the exact edge length: 2 × 1.5 × 1 = 3 ft³ — a full cubic foot larger. Before you submit, ask: 'Did I multiply using the exact fractional or decimal edge length, or did I round it off first?'</w:t>
+      </w:r>
+    </w:p>
+    <w:p>
+      <w:pPr>
+        <w:spacing w:after="40" w:before="0"/>
+      </w:pPr>
+      <w:r>
+        <w:rPr>
+          <w:b/>
+          <w:bCs/>
+        </w:rPr>
+        <w:t xml:space="preserve">9. A. 72 cubic in</w:t>
       </w:r>
     </w:p>
     <w:p>
@@ -1787,7 +1689,7 @@
         <w:spacing w:after="20" w:before="0"/>
       </w:pPr>
       <w:r>
-        <w:t xml:space="preserve">     V = 4 × 3 × 1.5 = 12 × 1.5 = 18 cubic in. A fractional edge does not change the steps.</w:t>
+        <w:t xml:space="preserve">     V = length × width × height = 6 × 4 × 3 = 72 cubic in. Volume uses cubic units.</w:t>
       </w:r>
     </w:p>
     <w:p>
@@ -1799,19 +1701,19 @@
           <w:i/>
           <w:iCs/>
         </w:rPr>
-        <w:t xml:space="preserve">     Watch for: A common mistake in Volume of Rectangular Prisms is skipping the key idea: "A fractional edge does not change the rule: still multiply length × width × height." — always check your work against this rule before you submit.</w:t>
-      </w:r>
-    </w:p>
-    <w:p>
-      <w:pPr>
-        <w:spacing w:after="40" w:before="0"/>
-      </w:pPr>
-      <w:r>
-        <w:rPr>
-          <w:b/>
-          <w:bCs/>
-        </w:rPr>
-        <w:t xml:space="preserve">10. Matches:</w:t>
+        <w:t xml:space="preserve">     Watch for: A common mistake in Volume of Rectangular Prisms is rounding a fractional edge length to the nearest whole number before multiplying, instead of using the exact fraction or decimal. For a box that is 2 ft × 1.5 ft × 1 ft, a student might round 1.5 down to 1 and compute 2 × 1 × 1 = 2 ft³, but the correct volume uses the exact edge length: 2 × 1.5 × 1 = 3 ft³ — a full cubic foot larger. Before you submit, ask: 'Did I multiply using the exact fractional or decimal edge length, or did I round it off first?'</w:t>
+      </w:r>
+    </w:p>
+    <w:p>
+      <w:pPr>
+        <w:spacing w:after="40" w:before="0"/>
+      </w:pPr>
+      <w:r>
+        <w:rPr>
+          <w:b/>
+          <w:bCs/>
+        </w:rPr>
+        <w:t xml:space="preserve">10. A. Box A, because 50 cubic in is more than 48 cubic in</w:t>
       </w:r>
     </w:p>
     <w:p>
@@ -1819,39 +1721,19 @@
         <w:spacing w:after="20" w:before="0"/>
       </w:pPr>
       <w:r>
-        <w:t xml:space="preserve">     2 × 3 × 4 → 24 cubic in</w:t>
-      </w:r>
-    </w:p>
-    <w:p>
-      <w:pPr>
-        <w:spacing w:after="20" w:before="0"/>
-      </w:pPr>
-      <w:r>
-        <w:t xml:space="preserve">     5 × 2 × 2 → 20 cubic in</w:t>
-      </w:r>
-    </w:p>
-    <w:p>
-      <w:pPr>
-        <w:spacing w:after="20" w:before="0"/>
-      </w:pPr>
-      <w:r>
-        <w:t xml:space="preserve">     3 × 3 × 3 → 27 cubic in</w:t>
-      </w:r>
-    </w:p>
-    <w:p>
-      <w:pPr>
-        <w:spacing w:after="20" w:before="0"/>
-      </w:pPr>
-      <w:r>
-        <w:t xml:space="preserve">     6 × 1 × 5 → 30 cubic in</w:t>
-      </w:r>
-    </w:p>
-    <w:p>
-      <w:pPr>
-        <w:spacing w:after="40" w:before="0"/>
-      </w:pPr>
-      <w:r>
-        <w:t xml:space="preserve"/>
+        <w:t xml:space="preserve">     Box A: 5 × 5 × 2 = 50 cubic in. Box B: 4 × 4 × 3 = 48 cubic in. 50 &gt; 48, so Box A holds more.</w:t>
+      </w:r>
+    </w:p>
+    <w:p>
+      <w:pPr>
+        <w:spacing w:after="80" w:before="0"/>
+      </w:pPr>
+      <w:r>
+        <w:rPr>
+          <w:i/>
+          <w:iCs/>
+        </w:rPr>
+        <w:t xml:space="preserve">     Watch for: A common mistake in Volume of Rectangular Prisms is rounding a fractional edge length to the nearest whole number before multiplying, instead of using the exact fraction or decimal. For a box that is 2 ft × 1.5 ft × 1 ft, a student might round 1.5 down to 1 and compute 2 × 1 × 1 = 2 ft³, but the correct volume uses the exact edge length: 2 × 1.5 × 1 = 3 ft³ — a full cubic foot larger. Before you submit, ask: 'Did I multiply using the exact fractional or decimal edge length, or did I round it off first?'</w:t>
       </w:r>
     </w:p>
     <w:sectPr>
